--- a/docs/M2_RE_10_M2bIntermittent.docx
+++ b/docs/M2_RE_10_M2bIntermittent.docx
@@ -64,7 +64,7 @@
         <w:t xml:space="preserve"> </w:t>
       </w:r>
       <w:r>
-        <w:t xml:space="preserve">(540 baris) +</w:t>
+        <w:t xml:space="preserve">(625 baris) +</w:t>
       </w:r>
       <w:r>
         <w:t xml:space="preserve"> </w:t>
@@ -79,7 +79,22 @@
         <w:t xml:space="preserve"> </w:t>
       </w:r>
       <w:r>
-        <w:t xml:space="preserve">(441 baris)</w:t>
+        <w:t xml:space="preserve">(502 baris) +</w:t>
+      </w:r>
+      <w:r>
+        <w:t xml:space="preserve"> </w:t>
+      </w:r>
+      <w:r>
+        <w:rPr>
+          <w:rStyle w:val="VerbatimChar"/>
+        </w:rPr>
+        <w:t xml:space="preserve">train_lstm_ae.py</w:t>
+      </w:r>
+      <w:r>
+        <w:t xml:space="preserve"> </w:t>
+      </w:r>
+      <w:r>
+        <w:t xml:space="preserve">(246 baris, root repo)</w:t>
       </w:r>
       <w:r>
         <w:t xml:space="preserve"> </w:t>
@@ -151,13 +166,55 @@
         <w:rPr>
           <w:b/>
         </w:rPr>
-        <w:t xml:space="preserve">SKELETON / BLOCKED</w:t>
-      </w:r>
-      <w:r>
-        <w:t xml:space="preserve"> </w:t>
-      </w:r>
-      <w:r>
-        <w:t xml:space="preserve">—</w:t>
+        <w:t xml:space="preserve">TERLATIH &amp; TER-WIRE (update 2026-07-11)</w:t>
+      </w:r>
+      <w:r>
+        <w:t xml:space="preserve"> </w:t>
+      </w:r>
+      <w:r>
+        <w:t xml:space="preserve">— model dilatih via</w:t>
+      </w:r>
+      <w:r>
+        <w:t xml:space="preserve"> </w:t>
+      </w:r>
+      <w:r>
+        <w:rPr>
+          <w:rStyle w:val="VerbatimChar"/>
+        </w:rPr>
+        <w:t xml:space="preserve">train_lstm_ae.py</w:t>
+      </w:r>
+      <w:r>
+        <w:t xml:space="preserve"> </w:t>
+      </w:r>
+      <w:r>
+        <w:t xml:space="preserve">(Sprint 4) dari baseline CSV; artifacts</w:t>
+      </w:r>
+      <w:r>
+        <w:t xml:space="preserve"> </w:t>
+      </w:r>
+      <w:r>
+        <w:rPr>
+          <w:rStyle w:val="VerbatimChar"/>
+        </w:rPr>
+        <w:t xml:space="preserve">lstm_ae_20260706_084352.pt/.json</w:t>
+      </w:r>
+      <w:r>
+        <w:t xml:space="preserve">. Di Cell 4 template notebook,</w:t>
+      </w:r>
+      <w:r>
+        <w:t xml:space="preserve"> </w:t>
+      </w:r>
+      <w:r>
+        <w:rPr>
+          <w:rStyle w:val="VerbatimChar"/>
+        </w:rPr>
+        <w:t xml:space="preserve">M2bIntermittentDetector(model_path=..., meta_path=..., enabled=True)</w:t>
+      </w:r>
+      <w:r>
+        <w:t xml:space="preserve"> </w:t>
+      </w:r>
+      <w:r>
+        <w:t xml:space="preserve">sejak 2026-07-06 (commit 19e3bf2) — submodule ke-10 pipeline. Default konstruktor tetap</w:t>
       </w:r>
       <w:r>
         <w:t xml:space="preserve"> </w:t>
@@ -169,22 +226,10 @@
         <w:t xml:space="preserve">enabled=False</w:t>
       </w:r>
       <w:r>
-        <w:t xml:space="preserve">, belum ada model terlatih; menunggu akumulasi baseline</w:t>
-      </w:r>
-      <w:r>
-        <w:t xml:space="preserve"> </w:t>
-      </w:r>
-      <w:r>
-        <w:rPr>
-          <w:b/>
-        </w:rPr>
-        <w:t xml:space="preserve">≥3 bulan</w:t>
-      </w:r>
-      <w:r>
-        <w:t xml:space="preserve"> </w:t>
-      </w:r>
-      <w:r>
-        <w:t xml:space="preserve">(Sprint 4 prerequisite, blocked on Sprint 3.3).</w:t>
+        <w:t xml:space="preserve"> </w:t>
+      </w:r>
+      <w:r>
+        <w:t xml:space="preserve">(opt-in eksplisit).</w:t>
       </w:r>
       <w:r>
         <w:t xml:space="preserve"> </w:t>
@@ -259,22 +304,37 @@
         <w:rPr>
           <w:rStyle w:val="VerbatimChar"/>
         </w:rPr>
+        <w:t xml:space="preserve">build_day_windows</w:t>
+      </w:r>
+      <w:r>
+        <w:t xml:space="preserve">,</w:t>
+      </w:r>
+      <w:r>
+        <w:t xml:space="preserve"> </w:t>
+      </w:r>
+      <w:r>
+        <w:rPr>
+          <w:rStyle w:val="VerbatimChar"/>
+        </w:rPr>
+        <w:t xml:space="preserve">fit_normalization</w:t>
+      </w:r>
+      <w:r>
+        <w:t xml:space="preserve">;</w:t>
+      </w:r>
+      <w:r>
+        <w:t xml:space="preserve"> </w:t>
+      </w:r>
+      <w:r>
+        <w:rPr>
+          <w:rStyle w:val="VerbatimChar"/>
+        </w:rPr>
         <w:t xml:space="preserve">SequenceBuilder</w:t>
       </w:r>
       <w:r>
-        <w:t xml:space="preserve">,</w:t>
-      </w:r>
-      <w:r>
-        <w:t xml:space="preserve"> </w:t>
-      </w:r>
-      <w:r>
-        <w:rPr>
-          <w:rStyle w:val="VerbatimChar"/>
-        </w:rPr>
-        <w:t xml:space="preserve">fit_normalization</w:t>
-      </w:r>
-      <w:r>
-        <w:t xml:space="preserve">),</w:t>
+        <w:t xml:space="preserve"> </w:t>
+      </w:r>
+      <w:r>
+        <w:t xml:space="preserve">kini hanya jalur legacy),</w:t>
       </w:r>
       <w:r>
         <w:t xml:space="preserve"> </w:t>
@@ -316,7 +376,23 @@
         <w:t xml:space="preserve"> </w:t>
       </w:r>
       <w:r>
-        <w:t xml:space="preserve">per window ber-error tinggi</w:t>
+        <w:t xml:space="preserve">per window ber-error tinggi + artifact</w:t>
+      </w:r>
+      <w:r>
+        <w:t xml:space="preserve"> </w:t>
+      </w:r>
+      <w:r>
+        <w:rPr>
+          <w:rStyle w:val="VerbatimChar"/>
+          <w:b/>
+        </w:rPr>
+        <w:t xml:space="preserve">WindowErrors</w:t>
+      </w:r>
+      <w:r>
+        <w:t xml:space="preserve"> </w:t>
+      </w:r>
+      <w:r>
+        <w:t xml:space="preserve">(sheet xlsx: error rekonstruksi SEMUA window per inverter-hari — ranking harian &amp; tren mendekati threshold; sejak 2026-07-07, commit 4b2bce7)</w:t>
       </w:r>
       <w:r>
         <w:t xml:space="preserve"> </w:t>
@@ -365,6 +441,21 @@
       </w:r>
       <w:r>
         <w:rPr>
+          <w:rStyle w:val="VerbatimChar"/>
+        </w:rPr>
+        <w:t xml:space="preserve">WindowErrors</w:t>
+      </w:r>
+      <w:r>
+        <w:t xml:space="preserve"> </w:t>
+      </w:r>
+      <w:r>
+        <w:t xml:space="preserve">adalah artifact output Python, bukan reproduksi formula.</w:t>
+      </w:r>
+      <w:r>
+        <w:t xml:space="preserve"> </w:t>
+      </w:r>
+      <w:r>
+        <w:rPr>
           <w:b/>
         </w:rPr>
         <w:t xml:space="preserve">Status verifikasi</w:t>
@@ -385,7 +476,10 @@
         <w:t xml:space="preserve"> </w:t>
       </w:r>
       <w:r>
-        <w:t xml:space="preserve">(resample → window → normalisasi → split) dijalankan dengan kode ASLI (</w:t>
+        <w:t xml:space="preserve">(resample → window → normalisasi → split) dijalankan dengan kode ASLI — angka nyata terverifikasi (catatan: worked example §3 memakai</w:t>
+      </w:r>
+      <w:r>
+        <w:t xml:space="preserve"> </w:t>
       </w:r>
       <w:r>
         <w:rPr>
@@ -394,7 +488,22 @@
         <w:t xml:space="preserve">SequenceBuilder</w:t>
       </w:r>
       <w:r>
-        <w:t xml:space="preserve">) — angka nyata terverifikasi. ⚠️ Train + reconstruction error =</w:t>
+        <w:t xml:space="preserve"> </w:t>
+      </w:r>
+      <w:r>
+        <w:t xml:space="preserve">sliding-window, jalur training lama; training &amp; inferensi kini day-grid</w:t>
+      </w:r>
+      <w:r>
+        <w:t xml:space="preserve"> </w:t>
+      </w:r>
+      <w:r>
+        <w:rPr>
+          <w:rStyle w:val="VerbatimChar"/>
+        </w:rPr>
+        <w:t xml:space="preserve">build_day_windows</w:t>
+      </w:r>
+      <w:r>
+        <w:t xml:space="preserve">, lihat §2). ⚠️ Train + reconstruction error =</w:t>
       </w:r>
       <w:r>
         <w:t xml:space="preserve"> </w:t>
@@ -1149,7 +1258,43 @@
         <w:t xml:space="preserve"> </w:t>
       </w:r>
       <w:r>
-        <w:t xml:space="preserve">(baris 163-293): (a)</w:t>
+        <w:t xml:space="preserve">(sliding window</w:t>
+      </w:r>
+      <w:r>
+        <w:t xml:space="preserve"> </w:t>
+      </w:r>
+      <w:r>
+        <w:rPr>
+          <w:rStyle w:val="VerbatimChar"/>
+        </w:rPr>
+        <w:t xml:space="preserve">window_size=96</w:t>
+      </w:r>
+      <w:r>
+        <w:t xml:space="preserve">,</w:t>
+      </w:r>
+      <w:r>
+        <w:t xml:space="preserve"> </w:t>
+      </w:r>
+      <w:r>
+        <w:rPr>
+          <w:rStyle w:val="VerbatimChar"/>
+        </w:rPr>
+        <w:t xml:space="preserve">stride=1</w:t>
+      </w:r>
+      <w:r>
+        <w:t xml:space="preserve">, per</w:t>
+      </w:r>
+      <w:r>
+        <w:t xml:space="preserve"> </w:t>
+      </w:r>
+      <w:r>
+        <w:rPr>
+          <w:rStyle w:val="VerbatimChar"/>
+        </w:rPr>
+        <w:t xml:space="preserve">Inverter_ID</w:t>
+      </w:r>
+      <w:r>
+        <w:t xml:space="preserve">): (a)</w:t>
       </w:r>
       <w:r>
         <w:t xml:space="preserve"> </w:t>
@@ -1206,45 +1351,6 @@
         <w:t xml:space="preserve"> </w:t>
       </w:r>
       <w:r>
-        <w:t xml:space="preserve">— sliding window</w:t>
-      </w:r>
-      <w:r>
-        <w:t xml:space="preserve"> </w:t>
-      </w:r>
-      <w:r>
-        <w:rPr>
-          <w:rStyle w:val="VerbatimChar"/>
-        </w:rPr>
-        <w:t xml:space="preserve">window_size=96</w:t>
-      </w:r>
-      <w:r>
-        <w:t xml:space="preserve">,</w:t>
-      </w:r>
-      <w:r>
-        <w:t xml:space="preserve"> </w:t>
-      </w:r>
-      <w:r>
-        <w:rPr>
-          <w:rStyle w:val="VerbatimChar"/>
-        </w:rPr>
-        <w:t xml:space="preserve">stride=1</w:t>
-      </w:r>
-      <w:r>
-        <w:t xml:space="preserve">, per</w:t>
-      </w:r>
-      <w:r>
-        <w:t xml:space="preserve"> </w:t>
-      </w:r>
-      <w:r>
-        <w:rPr>
-          <w:rStyle w:val="VerbatimChar"/>
-        </w:rPr>
-        <w:t xml:space="preserve">Inverter_ID</w:t>
-      </w:r>
-      <w:r>
-        <w:t xml:space="preserve"> </w:t>
-      </w:r>
-      <w:r>
         <w:t xml:space="preserve">→</w:t>
       </w:r>
       <w:r>
@@ -1261,6 +1367,126 @@
       </w:r>
       <w:r>
         <w:t xml:space="preserve">+ metadata per window.</w:t>
+      </w:r>
+      <w:r>
+        <w:t xml:space="preserve"> </w:t>
+      </w:r>
+      <w:r>
+        <w:rPr>
+          <w:b/>
+        </w:rPr>
+        <w:t xml:space="preserve">Sejak 2026-07 ini jalur legacy</w:t>
+      </w:r>
+      <w:r>
+        <w:t xml:space="preserve"> </w:t>
+      </w:r>
+      <w:r>
+        <w:t xml:space="preserve">— training &amp; inferensi memakai</w:t>
+      </w:r>
+      <w:r>
+        <w:t xml:space="preserve"> </w:t>
+      </w:r>
+      <w:r>
+        <w:rPr>
+          <w:rStyle w:val="VerbatimChar"/>
+        </w:rPr>
+        <w:t xml:space="preserve">build_day_windows</w:t>
+      </w:r>
+      <w:r>
+        <w:t xml:space="preserve">.</w:t>
+      </w:r>
+      <w:r>
+        <w:t xml:space="preserve"> </w:t>
+      </w:r>
+      <w:r>
+        <w:t xml:space="preserve">2b.</w:t>
+      </w:r>
+      <w:r>
+        <w:t xml:space="preserve"> </w:t>
+      </w:r>
+      <w:r>
+        <w:rPr>
+          <w:b/>
+        </w:rPr>
+        <w:t xml:space="preserve">build_day_windows</w:t>
+      </w:r>
+      <w:r>
+        <w:t xml:space="preserve"> </w:t>
+      </w:r>
+      <w:r>
+        <w:t xml:space="preserve">(baru, 2026-07): grid harian penuh 00:00..23:45 (</w:t>
+      </w:r>
+      <w:r>
+        <w:rPr>
+          <w:b/>
+        </w:rPr>
+        <w:t xml:space="preserve">96 slot</w:t>
+      </w:r>
+      <w:r>
+        <w:t xml:space="preserve"> </w:t>
+      </w:r>
+      <w:r>
+        <w:t xml:space="preserve">@15-min</w:t>
+      </w:r>
+      <w:r>
+        <w:t xml:space="preserve">) per inverter-hari; slot kosong/malam diisi</w:t>
+      </w:r>
+      <w:r>
+        <w:t xml:space="preserve"> </w:t>
+      </w:r>
+      <w:r>
+        <w:rPr>
+          <w:b/>
+        </w:rPr>
+        <w:t xml:space="preserve">0.0 A</w:t>
+      </w:r>
+      <w:r>
+        <w:t xml:space="preserve"> </w:t>
+      </w:r>
+      <w:r>
+        <w:t xml:space="preserve">(baseline hanya menyimpan ~12 jam operasional — malam memang 0 A) →</w:t>
+      </w:r>
+      <w:r>
+        <w:t xml:space="preserve"> </w:t>
+      </w:r>
+      <w:r>
+        <w:rPr>
+          <w:b/>
+        </w:rPr>
+        <w:t xml:space="preserve">1 window per inverter-hari</w:t>
+      </w:r>
+      <w:r>
+        <w:t xml:space="preserve">. Dipakai</w:t>
+      </w:r>
+      <w:r>
+        <w:t xml:space="preserve"> </w:t>
+      </w:r>
+      <w:r>
+        <w:rPr>
+          <w:rStyle w:val="VerbatimChar"/>
+        </w:rPr>
+        <w:t xml:space="preserve">train_lstm_ae.py</w:t>
+      </w:r>
+      <w:r>
+        <w:t xml:space="preserve"> </w:t>
+      </w:r>
+      <w:r>
+        <w:t xml:space="preserve">(training) dan</w:t>
+      </w:r>
+      <w:r>
+        <w:t xml:space="preserve"> </w:t>
+      </w:r>
+      <w:r>
+        <w:rPr>
+          <w:rStyle w:val="VerbatimChar"/>
+        </w:rPr>
+        <w:t xml:space="preserve">build_inference_windows</w:t>
+      </w:r>
+      <w:r>
+        <w:t xml:space="preserve"> </w:t>
+      </w:r>
+      <w:r>
+        <w:t xml:space="preserve">(inferensi) supaya distribusi input match.</w:t>
       </w:r>
     </w:p>
     <w:p>
@@ -1770,9 +1996,212 @@
     </w:p>
     <w:p>
       <w:pPr>
+        <w:numPr>
+          <w:ilvl w:val="0"/>
+          <w:numId w:val="1002"/>
+        </w:numPr>
+        <w:pStyle w:val="Compact"/>
+      </w:pPr>
+      <w:r>
+        <w:rPr>
+          <w:rStyle w:val="VerbatimChar"/>
+          <w:b/>
+        </w:rPr>
+        <w:t xml:space="preserve">train_lstm_ae.py</w:t>
+      </w:r>
+      <w:r>
+        <w:t xml:space="preserve"> </w:t>
+      </w:r>
+      <w:r>
+        <w:t xml:space="preserve">(root repo, Sprint 4 — 2026-07-05): baca baseline</w:t>
+      </w:r>
+      <w:r>
+        <w:t xml:space="preserve"> </w:t>
+      </w:r>
+      <w:r>
+        <w:rPr>
+          <w:b/>
+        </w:rPr>
+        <w:t xml:space="preserve">CSV</w:t>
+      </w:r>
+      <w:r>
+        <w:t xml:space="preserve"> </w:t>
+      </w:r>
+      <w:r>
+        <w:rPr>
+          <w:rStyle w:val="VerbatimChar"/>
+        </w:rPr>
+        <w:t xml:space="preserve">baseline/{YYYY-MM}/{YYYY-MM-DD}.csv</w:t>
+      </w:r>
+      <w:r>
+        <w:t xml:space="preserve"> </w:t>
+      </w:r>
+      <w:r>
+        <w:t xml:space="preserve">(Drive/Colab;</w:t>
+      </w:r>
+      <w:r>
+        <w:t xml:space="preserve"> </w:t>
+      </w:r>
+      <w:r>
+        <w:rPr>
+          <w:rStyle w:val="VerbatimChar"/>
+        </w:rPr>
+        <w:t xml:space="preserve">BaselineLoader</w:t>
+      </w:r>
+      <w:r>
+        <w:t xml:space="preserve"> </w:t>
+      </w:r>
+      <w:r>
+        <w:t xml:space="preserve">hanya baca parquet, file di Drive mayoritas CSV) →</w:t>
+      </w:r>
+      <w:r>
+        <w:t xml:space="preserve"> </w:t>
+      </w:r>
+      <w:r>
+        <w:rPr>
+          <w:rStyle w:val="VerbatimChar"/>
+        </w:rPr>
+        <w:t xml:space="preserve">build_day_windows</w:t>
+      </w:r>
+      <w:r>
+        <w:t xml:space="preserve"> </w:t>
+      </w:r>
+      <w:r>
+        <w:t xml:space="preserve">per inverter-hari → split temporal 70/15/15 → train (default</w:t>
+      </w:r>
+      <w:r>
+        <w:t xml:space="preserve"> </w:t>
+      </w:r>
+      <w:r>
+        <w:rPr>
+          <w:rStyle w:val="VerbatimChar"/>
+        </w:rPr>
+        <w:t xml:space="preserve">epochs=50</w:t>
+      </w:r>
+      <w:r>
+        <w:t xml:space="preserve">,</w:t>
+      </w:r>
+      <w:r>
+        <w:t xml:space="preserve"> </w:t>
+      </w:r>
+      <w:r>
+        <w:rPr>
+          <w:rStyle w:val="VerbatimChar"/>
+        </w:rPr>
+        <w:t xml:space="preserve">batch=32</w:t>
+      </w:r>
+      <w:r>
+        <w:t xml:space="preserve">,</w:t>
+      </w:r>
+      <w:r>
+        <w:t xml:space="preserve"> </w:t>
+      </w:r>
+      <w:r>
+        <w:rPr>
+          <w:rStyle w:val="VerbatimChar"/>
+        </w:rPr>
+        <w:t xml:space="preserve">patience=5</w:t>
+      </w:r>
+      <w:r>
+        <w:t xml:space="preserve">,</w:t>
+      </w:r>
+      <w:r>
+        <w:t xml:space="preserve"> </w:t>
+      </w:r>
+      <w:r>
+        <w:rPr>
+          <w:rStyle w:val="VerbatimChar"/>
+        </w:rPr>
+        <w:t xml:space="preserve">hidden=64</w:t>
+      </w:r>
+      <w:r>
+        <w:t xml:space="preserve">,</w:t>
+      </w:r>
+      <w:r>
+        <w:t xml:space="preserve"> </w:t>
+      </w:r>
+      <w:r>
+        <w:rPr>
+          <w:rStyle w:val="VerbatimChar"/>
+        </w:rPr>
+        <w:t xml:space="preserve">layers=2</w:t>
+      </w:r>
+      <w:r>
+        <w:t xml:space="preserve">) →</w:t>
+      </w:r>
+      <w:r>
+        <w:t xml:space="preserve"> </w:t>
+      </w:r>
+      <w:r>
+        <w:rPr>
+          <w:rStyle w:val="VerbatimChar"/>
+        </w:rPr>
+        <w:t xml:space="preserve">threshold = μ + σ·std</w:t>
+      </w:r>
+      <w:r>
+        <w:t xml:space="preserve"> </w:t>
+      </w:r>
+      <w:r>
+        <w:t xml:space="preserve">(</w:t>
+      </w:r>
+      <w:r>
+        <w:rPr>
+          <w:rStyle w:val="VerbatimChar"/>
+        </w:rPr>
+        <w:t xml:space="preserve">--sigma</w:t>
+      </w:r>
+      <w:r>
+        <w:t xml:space="preserve"> </w:t>
+      </w:r>
+      <w:r>
+        <w:t xml:space="preserve">default 3.0) → simpan</w:t>
+      </w:r>
+      <w:r>
+        <w:t xml:space="preserve"> </w:t>
+      </w:r>
+      <w:r>
+        <w:rPr>
+          <w:rStyle w:val="VerbatimChar"/>
+        </w:rPr>
+        <w:t xml:space="preserve">models/{name}_{timestamp}.pt/.json</w:t>
+      </w:r>
+      <w:r>
+        <w:t xml:space="preserve">.</w:t>
+      </w:r>
+      <w:r>
+        <w:t xml:space="preserve"> </w:t>
+      </w:r>
+      <w:r>
+        <w:rPr>
+          <w:b/>
+        </w:rPr>
+        <w:t xml:space="preserve">Run nyata:</w:t>
+      </w:r>
+      <w:r>
+        <w:rPr>
+          <w:b/>
+        </w:rPr>
+        <w:t xml:space="preserve"> </w:t>
+      </w:r>
+      <w:r>
+        <w:rPr>
+          <w:rStyle w:val="VerbatimChar"/>
+          <w:b/>
+        </w:rPr>
+        <w:t xml:space="preserve">lstm_ae_20260706_084352</w:t>
+      </w:r>
+      <w:r>
+        <w:rPr>
+          <w:b/>
+        </w:rPr>
+        <w:t xml:space="preserve">.</w:t>
+      </w:r>
+    </w:p>
+    <w:p>
+      <w:pPr>
         <w:pStyle w:val="Heading3"/>
       </w:pPr>
-      <w:bookmarkStart w:id="25" w:name="X959d2b82a83d9fe80630ebbc3555b270ded8b51"/>
+      <w:bookmarkStart w:id="25" w:name="Xb87b92a12310aefe31f58c595282334136afd4b"/>
       <w:r>
         <w:t xml:space="preserve">Bagian C — Inferensi (</w:t>
       </w:r>
@@ -1783,7 +2212,7 @@
         <w:t xml:space="preserve">M2bIntermittentDetector.run</w:t>
       </w:r>
       <w:r>
-        <w:t xml:space="preserve">, baris 407-471)</w:t>
+        <w:t xml:space="preserve">)</w:t>
       </w:r>
       <w:bookmarkEnd w:id="25"/>
     </w:p>
@@ -1792,6 +2221,24 @@
         <w:pStyle w:val="FirstParagraph"/>
       </w:pPr>
       <w:r>
+        <w:t xml:space="preserve">Wiring Cell 4 template (sejak 2026-07-06):</w:t>
+      </w:r>
+      <w:r>
+        <w:t xml:space="preserve"> </w:t>
+      </w:r>
+      <w:r>
+        <w:rPr>
+          <w:rStyle w:val="VerbatimChar"/>
+        </w:rPr>
+        <w:t xml:space="preserve">M2bIntermittentDetector(model_path=".../lstm_ae_20260706_084352.pt", meta_path="....json", enabled=True)</w:t>
+      </w:r>
+      <w:r>
+        <w:t xml:space="preserve">. Default konstruktor</w:t>
+      </w:r>
+      <w:r>
+        <w:t xml:space="preserve"> </w:t>
+      </w:r>
+      <w:r>
         <w:rPr>
           <w:rStyle w:val="VerbatimChar"/>
         </w:rPr>
@@ -1801,16 +2248,73 @@
         <w:t xml:space="preserve"> </w:t>
       </w:r>
       <w:r>
-        <w:t xml:space="preserve">→ skip (saat ini). Bila aktif &amp; artifacts ada:</w:t>
-      </w:r>
-      <w:r>
-        <w:t xml:space="preserve"> </w:t>
-      </w:r>
-      <w:r>
-        <w:rPr>
-          <w:rStyle w:val="VerbatimChar"/>
-        </w:rPr>
-        <w:t xml:space="preserve">SequenceBuilder.process(combined_df)</w:t>
+        <w:t xml:space="preserve">→ skip. Bila aktif &amp; artifacts ada:</w:t>
+      </w:r>
+      <w:r>
+        <w:t xml:space="preserve"> </w:t>
+      </w:r>
+      <w:r>
+        <w:rPr>
+          <w:rStyle w:val="VerbatimChar"/>
+        </w:rPr>
+        <w:t xml:space="preserve">build_inference_windows(combined_df, feature_cols)</w:t>
+      </w:r>
+      <w:r>
+        <w:t xml:space="preserve"> </w:t>
+      </w:r>
+      <w:r>
+        <w:t xml:space="preserve">— day-grid 96 slot + night-fill 0 A, preprocessing</w:t>
+      </w:r>
+      <w:r>
+        <w:t xml:space="preserve"> </w:t>
+      </w:r>
+      <w:r>
+        <w:rPr>
+          <w:b/>
+        </w:rPr>
+        <w:t xml:space="preserve">sama dengan training</w:t>
+      </w:r>
+      <w:r>
+        <w:t xml:space="preserve"> </w:t>
+      </w:r>
+      <w:r>
+        <w:t xml:space="preserve">(</w:t>
+      </w:r>
+      <w:r>
+        <w:rPr>
+          <w:rStyle w:val="VerbatimChar"/>
+        </w:rPr>
+        <w:t xml:space="preserve">SequenceBuilder</w:t>
+      </w:r>
+      <w:r>
+        <w:t xml:space="preserve"> </w:t>
+      </w:r>
+      <w:r>
+        <w:t xml:space="preserve">sliding-window butuh ≥96 step ter-resample sehingga menghasilkan</w:t>
+      </w:r>
+      <w:r>
+        <w:t xml:space="preserve"> </w:t>
+      </w:r>
+      <w:r>
+        <w:rPr>
+          <w:b/>
+        </w:rPr>
+        <w:t xml:space="preserve">0 window</w:t>
+      </w:r>
+      <w:r>
+        <w:t xml:space="preserve"> </w:t>
+      </w:r>
+      <w:r>
+        <w:t xml:space="preserve">pada data harian ~12 jam operasional — alasan penggantian) →</w:t>
+      </w:r>
+      <w:r>
+        <w:t xml:space="preserve"> </w:t>
+      </w:r>
+      <w:r>
+        <w:rPr>
+          <w:rStyle w:val="VerbatimChar"/>
+        </w:rPr>
+        <w:t xml:space="preserve">norm_stats.transform</w:t>
       </w:r>
       <w:r>
         <w:t xml:space="preserve"> </w:t>
@@ -1825,25 +2329,38 @@
         <w:rPr>
           <w:rStyle w:val="VerbatimChar"/>
         </w:rPr>
-        <w:t xml:space="preserve">norm_stats.transform</w:t>
-      </w:r>
-      <w:r>
-        <w:t xml:space="preserve"> </w:t>
-      </w:r>
-      <w:r>
-        <w:t xml:space="preserve">→</w:t>
-      </w:r>
-      <w:r>
-        <w:t xml:space="preserve"> </w:t>
-      </w:r>
-      <w:r>
-        <w:rPr>
-          <w:rStyle w:val="VerbatimChar"/>
-        </w:rPr>
         <w:t xml:space="preserve">compute_reconstruction_errors</w:t>
       </w:r>
       <w:r>
-        <w:t xml:space="preserve">. Untuk tiap window</w:t>
+        <w:t xml:space="preserve"> </w:t>
+      </w:r>
+      <w:r>
+        <w:t xml:space="preserve">→ artifact</w:t>
+      </w:r>
+      <w:r>
+        <w:t xml:space="preserve"> </w:t>
+      </w:r>
+      <w:r>
+        <w:rPr>
+          <w:rStyle w:val="VerbatimChar"/>
+          <w:b/>
+        </w:rPr>
+        <w:t xml:space="preserve">WindowErrors</w:t>
+      </w:r>
+      <w:r>
+        <w:t xml:space="preserve"> </w:t>
+      </w:r>
+      <w:r>
+        <w:t xml:space="preserve">(</w:t>
+      </w:r>
+      <w:r>
+        <w:rPr>
+          <w:rStyle w:val="VerbatimChar"/>
+        </w:rPr>
+        <w:t xml:space="preserve">build_window_errors_df</w:t>
+      </w:r>
+      <w:r>
+        <w:t xml:space="preserve">: date, inverter_id, reconstruction_error, threshold, error_ratio, flagged, window_std — SEMUA window, sortir error desc). Untuk tiap window</w:t>
       </w:r>
       <w:r>
         <w:t xml:space="preserve"> </w:t>
@@ -2855,9 +3372,9 @@
       <w:pPr>
         <w:pStyle w:val="Heading3"/>
       </w:pPr>
-      <w:bookmarkStart w:id="30" w:name="status-skeleton-dependensi"/>
-      <w:r>
-        <w:t xml:space="preserve">5.2 Status skeleton &amp; dependensi</w:t>
+      <w:bookmarkStart w:id="30" w:name="status-dependensi-update-2026-07"/>
+      <w:r>
+        <w:t xml:space="preserve">5.2 Status &amp; dependensi — UPDATE 2026-07</w:t>
       </w:r>
       <w:bookmarkEnd w:id="30"/>
     </w:p>
@@ -2866,22 +3383,76 @@
         <w:pStyle w:val="FirstParagraph"/>
       </w:pPr>
       <w:r>
+        <w:t xml:space="preserve">Ketiga prasyarat cold-start kini</w:t>
+      </w:r>
+      <w:r>
+        <w:t xml:space="preserve"> </w:t>
+      </w:r>
+      <w:r>
+        <w:rPr>
+          <w:b/>
+        </w:rPr>
+        <w:t xml:space="preserve">terpenuhi</w:t>
+      </w:r>
+      <w:r>
+        <w:t xml:space="preserve">: (i) baseline terakumulasi (CSV harian di Drive), (ii) pipeline training Sprint 4 dijalankan (</w:t>
+      </w:r>
+      <w:r>
+        <w:rPr>
+          <w:rStyle w:val="VerbatimChar"/>
+        </w:rPr>
+        <w:t xml:space="preserve">train_lstm_ae.py</w:t>
+      </w:r>
+      <w:r>
+        <w:t xml:space="preserve">, Colab), (iii) artifacts tersimpan (</w:t>
+      </w:r>
+      <w:r>
+        <w:rPr>
+          <w:rStyle w:val="VerbatimChar"/>
+        </w:rPr>
+        <w:t xml:space="preserve">lstm_ae_20260706_084352.pt/.json</w:t>
+      </w:r>
+      <w:r>
+        <w:t xml:space="preserve">) dan ter-wire</w:t>
+      </w:r>
+      <w:r>
+        <w:t xml:space="preserve"> </w:t>
+      </w:r>
+      <w:r>
+        <w:rPr>
+          <w:rStyle w:val="VerbatimChar"/>
+        </w:rPr>
+        <w:t xml:space="preserve">enabled=True</w:t>
+      </w:r>
+      <w:r>
+        <w:t xml:space="preserve"> </w:t>
+      </w:r>
+      <w:r>
+        <w:t xml:space="preserve">di Cell 4 template. Default konstruktor tetap</w:t>
+      </w:r>
+      <w:r>
+        <w:t xml:space="preserve"> </w:t>
+      </w:r>
+      <w:r>
         <w:rPr>
           <w:rStyle w:val="VerbatimChar"/>
         </w:rPr>
         <w:t xml:space="preserve">enabled=False</w:t>
       </w:r>
       <w:r>
-        <w:t xml:space="preserve">, belum ada model</w:t>
-      </w:r>
-      <w:r>
-        <w:t xml:space="preserve"> </w:t>
-      </w:r>
-      <w:r>
-        <w:rPr>
-          <w:rStyle w:val="VerbatimChar"/>
-        </w:rPr>
-        <w:t xml:space="preserve">.pt</w:t>
+        <w:t xml:space="preserve"> </w:t>
+      </w:r>
+      <w:r>
+        <w:t xml:space="preserve">— tanpa</w:t>
+      </w:r>
+      <w:r>
+        <w:t xml:space="preserve"> </w:t>
+      </w:r>
+      <w:r>
+        <w:rPr>
+          <w:rStyle w:val="VerbatimChar"/>
+        </w:rPr>
+        <w:t xml:space="preserve">model_path</w:t>
       </w:r>
       <w:r>
         <w:t xml:space="preserve">/</w:t>
@@ -2890,13 +3461,10 @@
         <w:rPr>
           <w:rStyle w:val="VerbatimChar"/>
         </w:rPr>
-        <w:t xml:space="preserve">.json</w:t>
-      </w:r>
-      <w:r>
-        <w:t xml:space="preserve"> </w:t>
-      </w:r>
-      <w:r>
-        <w:t xml:space="preserve">→</w:t>
+        <w:t xml:space="preserve">meta_path</w:t>
+      </w:r>
+      <w:r>
+        <w:t xml:space="preserve">,</w:t>
       </w:r>
       <w:r>
         <w:t xml:space="preserve"> </w:t>
@@ -2911,22 +3479,7 @@
         <w:t xml:space="preserve"> </w:t>
       </w:r>
       <w:r>
-        <w:t xml:space="preserve">skip dengan warning. torch lazy-install (~200MB) —</w:t>
-      </w:r>
-      <w:r>
-        <w:t xml:space="preserve"> </w:t>
-      </w:r>
-      <w:r>
-        <w:rPr>
-          <w:b/>
-        </w:rPr>
-        <w:t xml:space="preserve">gagal di sandbox</w:t>
-      </w:r>
-      <w:r>
-        <w:t xml:space="preserve"> </w:t>
-      </w:r>
-      <w:r>
-        <w:t xml:space="preserve">(seperti sklearn/rdtools). Cold-start: detektor tak berguna sampai (i) baseline terkumpul, (ii) pipeline training (Sprint 4) dijalankan, (iii) artifacts tersimpan.</w:t>
+        <w:t xml:space="preserve">skip dengan warning. torch lazy-install (~200MB) — tetap gagal di sandbox dokumentasi ini.</w:t>
       </w:r>
     </w:p>
     <w:p>
@@ -3031,10 +3584,14 @@
     <w:tbl>
       <w:tblPr>
         <w:tblStyle w:val="Table"/>
-        <w:tblW w:type="pct" w:w="0.0"/>
+        <w:tblW w:type="pct" w:w="5000.0"/>
         <w:tblLook w:firstRow="1"/>
       </w:tblPr>
-      <w:tblGrid/>
+      <w:tblGrid>
+        <w:gridCol w:w="2640"/>
+        <w:gridCol w:w="2640"/>
+        <w:gridCol w:w="2640"/>
+      </w:tblGrid>
       <w:tr>
         <w:trPr>
           <w:cnfStyle w:firstRow="1"/>
@@ -3253,7 +3810,13 @@
               <w:rPr>
                 <w:rStyle w:val="VerbatimChar"/>
               </w:rPr>
-              <w:t xml:space="preserve">SequenceBuilder</w:t>
+              <w:t xml:space="preserve">build_day_windows</w:t>
+            </w:r>
+            <w:r>
+              <w:t xml:space="preserve"> </w:t>
+            </w:r>
+            <w:r>
+              <w:t xml:space="preserve">day-grid + night-fill 0 (training &amp; inferensi)</w:t>
             </w:r>
           </w:p>
         </w:tc>
@@ -3332,7 +3895,19 @@
               <w:jc w:val="left"/>
             </w:pPr>
             <w:r>
-              <w:t xml:space="preserve">per training set</w:t>
+              <w:t xml:space="preserve">per training set (</w:t>
+            </w:r>
+            <w:r>
+              <w:rPr>
+                <w:rStyle w:val="VerbatimChar"/>
+              </w:rPr>
+              <w:t xml:space="preserve">--sigma</w:t>
+            </w:r>
+            <w:r>
+              <w:t xml:space="preserve"> </w:t>
+            </w:r>
+            <w:r>
+              <w:t xml:space="preserve">default 3.0)</w:t>
             </w:r>
           </w:p>
         </w:tc>
@@ -3370,7 +3945,22 @@
               <w:jc w:val="left"/>
             </w:pPr>
             <w:r>
-              <w:t xml:space="preserve">black box terlatih</w:t>
+              <w:t xml:space="preserve">black box terlatih;</w:t>
+            </w:r>
+            <w:r>
+              <w:t xml:space="preserve"> </w:t>
+            </w:r>
+            <w:r>
+              <w:rPr>
+                <w:rStyle w:val="VerbatimChar"/>
+              </w:rPr>
+              <w:t xml:space="preserve">WindowErrors</w:t>
+            </w:r>
+            <w:r>
+              <w:t xml:space="preserve"> </w:t>
+            </w:r>
+            <w:r>
+              <w:t xml:space="preserve">= artifact Python</w:t>
             </w:r>
           </w:p>
         </w:tc>
@@ -3394,16 +3984,25 @@
               <w:jc w:val="left"/>
             </w:pPr>
             <w:r>
-              <w:t xml:space="preserve">SKELETON,</w:t>
+              <w:rPr>
+                <w:b/>
+              </w:rPr>
+              <w:t xml:space="preserve">TERLATIH</w:t>
             </w:r>
             <w:r>
               <w:t xml:space="preserve"> </w:t>
+            </w:r>
+            <w:r>
+              <w:t xml:space="preserve">(</w:t>
             </w:r>
             <w:r>
               <w:rPr>
                 <w:rStyle w:val="VerbatimChar"/>
               </w:rPr>
-              <w:t xml:space="preserve">enabled=False</w:t>
+              <w:t xml:space="preserve">lstm_ae_20260706_084352</w:t>
+            </w:r>
+            <w:r>
+              <w:t xml:space="preserve">), wired Cell 4</w:t>
             </w:r>
           </w:p>
         </w:tc>
@@ -3414,7 +4013,22 @@
               <w:jc w:val="left"/>
             </w:pPr>
             <w:r>
-              <w:t xml:space="preserve">BLOCKED ≥3 bulan baseline</w:t>
+              <w:t xml:space="preserve">default konstruktor</w:t>
+            </w:r>
+            <w:r>
+              <w:t xml:space="preserve"> </w:t>
+            </w:r>
+            <w:r>
+              <w:rPr>
+                <w:rStyle w:val="VerbatimChar"/>
+              </w:rPr>
+              <w:t xml:space="preserve">enabled=False</w:t>
+            </w:r>
+            <w:r>
+              <w:t xml:space="preserve"> </w:t>
+            </w:r>
+            <w:r>
+              <w:t xml:space="preserve">(opt-in)</w:t>
             </w:r>
           </w:p>
         </w:tc>
@@ -3872,9 +4486,9 @@
       <w:pPr>
         <w:pStyle w:val="Heading2"/>
       </w:pPr>
-      <w:bookmarkStart w:id="34" w:name="rekomendasi"/>
-      <w:r>
-        <w:t xml:space="preserve">8. Rekomendasi</w:t>
+      <w:bookmarkStart w:id="34" w:name="rekomendasi-update-2026-07"/>
+      <w:r>
+        <w:t xml:space="preserve">8. Rekomendasi (update 2026-07)</w:t>
       </w:r>
       <w:bookmarkEnd w:id="34"/>
     </w:p>
@@ -3887,28 +4501,61 @@
         <w:pStyle w:val="Compact"/>
       </w:pPr>
       <w:r>
-        <w:rPr>
-          <w:b/>
-        </w:rPr>
-        <w:t xml:space="preserve">Jangan aktifkan</w:t>
-      </w:r>
-      <w:r>
-        <w:t xml:space="preserve"> </w:t>
-      </w:r>
-      <w:r>
-        <w:t xml:space="preserve">sampai (i) baseline ≥3 bulan (idealnya 6–12) terkumpul via</w:t>
-      </w:r>
-      <w:r>
-        <w:t xml:space="preserve"> </w:t>
-      </w:r>
-      <w:r>
-        <w:rPr>
-          <w:rStyle w:val="VerbatimChar"/>
-        </w:rPr>
-        <w:t xml:space="preserve">BaselineAccumulator</w:t>
-      </w:r>
-      <w:r>
-        <w:t xml:space="preserve">, (ii) pipeline training Sprint 4 dijalankan &amp; model tersimpan, (iii) threshold divalidasi pada hari-fault yang diketahui (label).</w:t>
+        <w:t xml:space="preserve">Model</w:t>
+      </w:r>
+      <w:r>
+        <w:t xml:space="preserve"> </w:t>
+      </w:r>
+      <w:r>
+        <w:rPr>
+          <w:b/>
+        </w:rPr>
+        <w:t xml:space="preserve">sudah dilatih &amp; aktif</w:t>
+      </w:r>
+      <w:r>
+        <w:t xml:space="preserve"> </w:t>
+      </w:r>
+      <w:r>
+        <w:t xml:space="preserve">(</w:t>
+      </w:r>
+      <w:r>
+        <w:rPr>
+          <w:rStyle w:val="VerbatimChar"/>
+        </w:rPr>
+        <w:t xml:space="preserve">lstm_ae_20260706_084352</w:t>
+      </w:r>
+      <w:r>
+        <w:t xml:space="preserve">). Prioritas sekarang:</w:t>
+      </w:r>
+      <w:r>
+        <w:t xml:space="preserve"> </w:t>
+      </w:r>
+      <w:r>
+        <w:rPr>
+          <w:b/>
+        </w:rPr>
+        <w:t xml:space="preserve">validasi threshold pada hari-fault berlabel</w:t>
+      </w:r>
+      <w:r>
+        <w:t xml:space="preserve"> </w:t>
+      </w:r>
+      <w:r>
+        <w:t xml:space="preserve">dan monitor false-positive-rate lintas musim (model baru melihat baseline sampai awal Juli 2026 — konsep</w:t>
+      </w:r>
+      <w:r>
+        <w:t xml:space="preserve"> </w:t>
+      </w:r>
+      <w:r>
+        <w:t xml:space="preserve">“</w:t>
+      </w:r>
+      <w:r>
+        <w:t xml:space="preserve">normal</w:t>
+      </w:r>
+      <w:r>
+        <w:t xml:space="preserve">”</w:t>
+      </w:r>
+      <w:r>
+        <w:t xml:space="preserve">-nya belum mencakup semua musim).</w:t>
       </w:r>
     </w:p>
     <w:p>
@@ -3920,7 +4567,16 @@
         <w:pStyle w:val="Compact"/>
       </w:pPr>
       <w:r>
-        <w:t xml:space="preserve">Saat training nanti: bandingkan</w:t>
+        <w:rPr>
+          <w:b/>
+        </w:rPr>
+        <w:t xml:space="preserve">Retrain berkala</w:t>
+      </w:r>
+      <w:r>
+        <w:t xml:space="preserve"> </w:t>
+      </w:r>
+      <w:r>
+        <w:t xml:space="preserve">saat baseline bertambah (idealnya sampai mencakup 6–12 bulan); bandingkan</w:t>
       </w:r>
       <w:r>
         <w:t xml:space="preserve"> </w:t>
@@ -3935,7 +4591,7 @@
         <w:t xml:space="preserve"> </w:t>
       </w:r>
       <w:r>
-        <w:t xml:space="preserve">(mean/median/last) dan validasi false-positive-rate di hari-normal yang ditahan (held-out) — terutama lintas musim.</w:t>
+        <w:t xml:space="preserve">(mean/median/last) saat retrain.</w:t>
       </w:r>
     </w:p>
     <w:p>
@@ -3947,6 +4603,34 @@
         <w:pStyle w:val="Compact"/>
       </w:pPr>
       <w:r>
+        <w:t xml:space="preserve">Pakai artifact</w:t>
+      </w:r>
+      <w:r>
+        <w:t xml:space="preserve"> </w:t>
+      </w:r>
+      <w:r>
+        <w:rPr>
+          <w:rStyle w:val="VerbatimChar"/>
+          <w:b/>
+        </w:rPr>
+        <w:t xml:space="preserve">WindowErrors</w:t>
+      </w:r>
+      <w:r>
+        <w:t xml:space="preserve"> </w:t>
+      </w:r>
+      <w:r>
+        <w:t xml:space="preserve">untuk ranking harian dan memantau inverter yang mendekati threshold sebelum benar-benar terflag.</w:t>
+      </w:r>
+    </w:p>
+    <w:p>
+      <w:pPr>
+        <w:numPr>
+          <w:ilvl w:val="0"/>
+          <w:numId w:val="1007"/>
+        </w:numPr>
+        <w:pStyle w:val="Compact"/>
+      </w:pPr>
+      <w:r>
         <w:t xml:space="preserve">Karena tak ada sheet Excel, gunakan dokumen ini +</w:t>
       </w:r>
       <w:r>
@@ -4002,7 +4686,37 @@
         <w:pStyle w:val="FirstParagraph"/>
       </w:pPr>
       <w:r>
-        <w:t xml:space="preserve">LSTM-AE menutup peta detektor M2 yang ber-modul (8 aktif + 1 skeleton ML ini). Ia menandai batas reproduksibilitas:</w:t>
+        <w:t xml:space="preserve">LSTM-AE kini bagian dari</w:t>
+      </w:r>
+      <w:r>
+        <w:t xml:space="preserve"> </w:t>
+      </w:r>
+      <w:r>
+        <w:rPr>
+          <w:b/>
+        </w:rPr>
+        <w:t xml:space="preserve">10 submodule</w:t>
+      </w:r>
+      <w:r>
+        <w:t xml:space="preserve"> </w:t>
+      </w:r>
+      <w:r>
+        <w:t xml:space="preserve">pipeline Cell 4 (bukan lagi skeleton — terlatih 2026-07-06 dan wired</w:t>
+      </w:r>
+      <w:r>
+        <w:t xml:space="preserve"> </w:t>
+      </w:r>
+      <w:r>
+        <w:rPr>
+          <w:rStyle w:val="VerbatimChar"/>
+        </w:rPr>
+        <w:t xml:space="preserve">enabled=True</w:t>
+      </w:r>
+      <w:r>
+        <w:t xml:space="preserve"> </w:t>
+      </w:r>
+      <w:r>
+        <w:t xml:space="preserve">di template). Ia tetap menandai batas reproduksibilitas:</w:t>
       </w:r>
       <w:r>
         <w:t xml:space="preserve"> </w:t>
@@ -4022,37 +4736,7 @@
         <w:pStyle w:val="BodyText"/>
       </w:pPr>
       <w:r>
-        <w:t xml:space="preserve">Langkah lanjut yang mungkin: (1) update</w:t>
-      </w:r>
-      <w:r>
-        <w:t xml:space="preserve"> </w:t>
-      </w:r>
-      <w:r>
-        <w:rPr>
-          <w:rStyle w:val="VerbatimChar"/>
-        </w:rPr>
-        <w:t xml:space="preserve">M2_Index</w:t>
-      </w:r>
-      <w:r>
-        <w:t xml:space="preserve"> </w:t>
-      </w:r>
-      <w:r>
-        <w:t xml:space="preserve">+</w:t>
-      </w:r>
-      <w:r>
-        <w:t xml:space="preserve"> </w:t>
-      </w:r>
-      <w:r>
-        <w:rPr>
-          <w:rStyle w:val="VerbatimChar"/>
-        </w:rPr>
-        <w:t xml:space="preserve">M2_Family_Summary</w:t>
-      </w:r>
-      <w:r>
-        <w:t xml:space="preserve"> </w:t>
-      </w:r>
-      <w:r>
-        <w:t xml:space="preserve">untuk mencatat M2_RE_10 (status input-only); (2) validasi detektor existing terhadap data Huawei aktual (paste-over</w:t>
+        <w:t xml:space="preserve">Langkah lanjut yang mungkin: (1) validasi model terhadap hari-fault berlabel + monitor FP lintas musim; (2) validasi detektor existing terhadap data Huawei aktual (paste-over</w:t>
       </w:r>
       <w:r>
         <w:t xml:space="preserve"> </w:t>
@@ -4064,7 +4748,7 @@
         <w:t xml:space="preserve">Raw_Data_*</w:t>
       </w:r>
       <w:r>
-        <w:t xml:space="preserve">); (3) tunggu baseline untuk benar-benar melatih LSTM-AE.</w:t>
+        <w:t xml:space="preserve">); (3) retrain berkala seiring baseline bertambah.</w:t>
       </w:r>
     </w:p>
     <w:p>
@@ -4102,7 +4786,7 @@
         <w:t xml:space="preserve"> </w:t>
       </w:r>
       <w:r>
-        <w:t xml:space="preserve">(540 baris) — full read:</w:t>
+        <w:t xml:space="preserve">(625 baris) — full read:</w:t>
       </w:r>
       <w:r>
         <w:t xml:space="preserve"> </w:t>
@@ -4148,6 +4832,30 @@
           <w:rStyle w:val="VerbatimChar"/>
         </w:rPr>
         <w:t xml:space="preserve">compute_anomaly_threshold</w:t>
+      </w:r>
+      <w:r>
+        <w:t xml:space="preserve">,</w:t>
+      </w:r>
+      <w:r>
+        <w:t xml:space="preserve"> </w:t>
+      </w:r>
+      <w:r>
+        <w:rPr>
+          <w:rStyle w:val="VerbatimChar"/>
+        </w:rPr>
+        <w:t xml:space="preserve">build_inference_windows</w:t>
+      </w:r>
+      <w:r>
+        <w:t xml:space="preserve">,</w:t>
+      </w:r>
+      <w:r>
+        <w:t xml:space="preserve"> </w:t>
+      </w:r>
+      <w:r>
+        <w:rPr>
+          <w:rStyle w:val="VerbatimChar"/>
+        </w:rPr>
+        <w:t xml:space="preserve">build_window_errors_df</w:t>
       </w:r>
       <w:r>
         <w:t xml:space="preserve">,</w:t>
@@ -4180,7 +4888,7 @@
         <w:t xml:space="preserve"> </w:t>
       </w:r>
       <w:r>
-        <w:t xml:space="preserve">(441 baris) — full read:</w:t>
+        <w:t xml:space="preserve">(502 baris) — full read:</w:t>
       </w:r>
       <w:r>
         <w:t xml:space="preserve"> </w:t>
@@ -4202,6 +4910,18 @@
           <w:rStyle w:val="VerbatimChar"/>
         </w:rPr>
         <w:t xml:space="preserve">SequenceBuilder</w:t>
+      </w:r>
+      <w:r>
+        <w:t xml:space="preserve">,</w:t>
+      </w:r>
+      <w:r>
+        <w:t xml:space="preserve"> </w:t>
+      </w:r>
+      <w:r>
+        <w:rPr>
+          <w:rStyle w:val="VerbatimChar"/>
+        </w:rPr>
+        <w:t xml:space="preserve">build_day_windows</w:t>
       </w:r>
       <w:r>
         <w:t xml:space="preserve">,</w:t>
@@ -4240,46 +4960,22 @@
         <w:rPr>
           <w:rStyle w:val="VerbatimChar"/>
         </w:rPr>
-        <w:t xml:space="preserve">pv_pipeline/core.py</w:t>
-      </w:r>
-      <w:r>
-        <w:t xml:space="preserve"> </w:t>
-      </w:r>
-      <w:r>
-        <w:t xml:space="preserve">—</w:t>
-      </w:r>
-      <w:r>
-        <w:t xml:space="preserve"> </w:t>
-      </w:r>
-      <w:r>
-        <w:rPr>
-          <w:rStyle w:val="VerbatimChar"/>
-        </w:rPr>
-        <w:t xml:space="preserve">M2Finding</w:t>
-      </w:r>
-      <w:r>
-        <w:t xml:space="preserve">,</w:t>
-      </w:r>
-      <w:r>
-        <w:t xml:space="preserve"> </w:t>
-      </w:r>
-      <w:r>
-        <w:rPr>
-          <w:rStyle w:val="VerbatimChar"/>
-        </w:rPr>
-        <w:t xml:space="preserve">Severity</w:t>
-      </w:r>
-      <w:r>
-        <w:t xml:space="preserve">,</w:t>
-      </w:r>
-      <w:r>
-        <w:t xml:space="preserve"> </w:t>
-      </w:r>
-      <w:r>
-        <w:rPr>
-          <w:rStyle w:val="VerbatimChar"/>
-        </w:rPr>
-        <w:t xml:space="preserve">SubModule</w:t>
+        <w:t xml:space="preserve">train_lstm_ae.py</w:t>
+      </w:r>
+      <w:r>
+        <w:t xml:space="preserve"> </w:t>
+      </w:r>
+      <w:r>
+        <w:t xml:space="preserve">(246 baris, Sprint 4) — training dari baseline CSV; artifacts run nyata</w:t>
+      </w:r>
+      <w:r>
+        <w:t xml:space="preserve"> </w:t>
+      </w:r>
+      <w:r>
+        <w:rPr>
+          <w:rStyle w:val="VerbatimChar"/>
+        </w:rPr>
+        <w:t xml:space="preserve">lstm_ae_20260706_084352.pt/.json</w:t>
       </w:r>
     </w:p>
     <w:p>
@@ -4294,13 +4990,28 @@
         <w:rPr>
           <w:rStyle w:val="VerbatimChar"/>
         </w:rPr>
-        <w:t xml:space="preserve">outputs/proto_iter10.py</w:t>
-      </w:r>
-      <w:r>
-        <w:t xml:space="preserve"> </w:t>
-      </w:r>
-      <w:r>
-        <w:t xml:space="preserve">— worked example data-pipeline (kode ASLI dijalankan: 1155 window, split 808/173/174)</w:t>
+        <w:t xml:space="preserve">notebook/20260209stringmap_v1.5.ipynb</w:t>
+      </w:r>
+      <w:r>
+        <w:t xml:space="preserve"> </w:t>
+      </w:r>
+      <w:r>
+        <w:t xml:space="preserve">Cell 4 — wiring</w:t>
+      </w:r>
+      <w:r>
+        <w:t xml:space="preserve"> </w:t>
+      </w:r>
+      <w:r>
+        <w:rPr>
+          <w:rStyle w:val="VerbatimChar"/>
+        </w:rPr>
+        <w:t xml:space="preserve">enabled=True</w:t>
+      </w:r>
+      <w:r>
+        <w:t xml:space="preserve"> </w:t>
+      </w:r>
+      <w:r>
+        <w:t xml:space="preserve">(commit 19e3bf2, 2026-07-06)</w:t>
       </w:r>
     </w:p>
     <w:p>
@@ -4315,13 +5026,88 @@
         <w:rPr>
           <w:rStyle w:val="VerbatimChar"/>
         </w:rPr>
+        <w:t xml:space="preserve">pv_pipeline/core.py</w:t>
+      </w:r>
+      <w:r>
+        <w:t xml:space="preserve"> </w:t>
+      </w:r>
+      <w:r>
+        <w:t xml:space="preserve">—</w:t>
+      </w:r>
+      <w:r>
+        <w:t xml:space="preserve"> </w:t>
+      </w:r>
+      <w:r>
+        <w:rPr>
+          <w:rStyle w:val="VerbatimChar"/>
+        </w:rPr>
+        <w:t xml:space="preserve">M2Finding</w:t>
+      </w:r>
+      <w:r>
+        <w:t xml:space="preserve">,</w:t>
+      </w:r>
+      <w:r>
+        <w:t xml:space="preserve"> </w:t>
+      </w:r>
+      <w:r>
+        <w:rPr>
+          <w:rStyle w:val="VerbatimChar"/>
+        </w:rPr>
+        <w:t xml:space="preserve">Severity</w:t>
+      </w:r>
+      <w:r>
+        <w:t xml:space="preserve">,</w:t>
+      </w:r>
+      <w:r>
+        <w:t xml:space="preserve"> </w:t>
+      </w:r>
+      <w:r>
+        <w:rPr>
+          <w:rStyle w:val="VerbatimChar"/>
+        </w:rPr>
+        <w:t xml:space="preserve">SubModule</w:t>
+      </w:r>
+    </w:p>
+    <w:p>
+      <w:pPr>
+        <w:numPr>
+          <w:ilvl w:val="0"/>
+          <w:numId w:val="1008"/>
+        </w:numPr>
+        <w:pStyle w:val="Compact"/>
+      </w:pPr>
+      <w:r>
+        <w:rPr>
+          <w:rStyle w:val="VerbatimChar"/>
+        </w:rPr>
+        <w:t xml:space="preserve">outputs/proto_iter10.py</w:t>
+      </w:r>
+      <w:r>
+        <w:t xml:space="preserve"> </w:t>
+      </w:r>
+      <w:r>
+        <w:t xml:space="preserve">— worked example data-pipeline (kode ASLI dijalankan: 1155 window, split 808/173/174)</w:t>
+      </w:r>
+    </w:p>
+    <w:p>
+      <w:pPr>
+        <w:numPr>
+          <w:ilvl w:val="0"/>
+          <w:numId w:val="1008"/>
+        </w:numPr>
+        <w:pStyle w:val="Compact"/>
+      </w:pPr>
+      <w:r>
+        <w:rPr>
+          <w:rStyle w:val="VerbatimChar"/>
+        </w:rPr>
         <w:t xml:space="preserve">docs/M2_Reverse_Engineering_Phase1_System_Overview.md</w:t>
       </w:r>
       <w:r>
         <w:t xml:space="preserve"> </w:t>
       </w:r>
       <w:r>
-        <w:t xml:space="preserve">— LSTM-AE listed BLOCKED (≥3 bln baseline, Sprint 4)</w:t>
+        <w:t xml:space="preserve">— konteks sistem (status LSTM-AE di sana ikut diupdate 2026-07-11)</w:t>
       </w:r>
     </w:p>
     <w:p>
